--- a/public/templates/PRI_Edited Volume Proposal Template_CN-TW.docx
+++ b/public/templates/PRI_Edited Volume Proposal Template_CN-TW.docx
@@ -67,7 +67,7 @@
           <w:color w:val="375A6B"/>
           <w:sz w:val="21"/>
         </w:rPr>
-        <w:t>官方範本 · v1.0（2026）</w:t>
+        <w:t>官方範本 · v1.1（2026-10-05）</w:t>
       </w:r>
     </w:p>
     <w:p>
@@ -203,7 +203,7 @@
                 <w:color w:val="1F2326"/>
                 <w:sz w:val="21"/>
               </w:rPr>
-              <w:t>v1.0（2026）</w:t>
+              <w:t>v1.1（2026-10-05）</w:t>
             </w:r>
           </w:p>
         </w:tc>
